--- a/paper/to-submit/review_letter-07-02-2026.docx
+++ b/paper/to-submit/review_letter-07-02-2026.docx
@@ -253,25 +253,7 @@
           <w:sz w:val="24"/>
           <w:szCs w:val="24"/>
         </w:rPr>
-        <w:t xml:space="preserve"> and the longer maturity groups proposed are already commonly used. </w:t>
-      </w:r>
-      <w:proofErr w:type="gramStart"/>
-      <w:r>
-        <w:rPr>
-          <w:rFonts w:ascii="Times New Roman" w:hAnsi="Times New Roman" w:cs="Times New Roman"/>
-          <w:sz w:val="24"/>
-          <w:szCs w:val="24"/>
-        </w:rPr>
-        <w:t>So</w:t>
-      </w:r>
-      <w:proofErr w:type="gramEnd"/>
-      <w:r>
-        <w:rPr>
-          <w:rFonts w:ascii="Times New Roman" w:hAnsi="Times New Roman" w:cs="Times New Roman"/>
-          <w:sz w:val="24"/>
-          <w:szCs w:val="24"/>
-        </w:rPr>
-        <w:t xml:space="preserve"> the novelty and impact of the paper </w:t>
+        <w:t xml:space="preserve"> and the longer maturity groups proposed are already commonly used. So the novelty and impact of the paper </w:t>
       </w:r>
       <w:r>
         <w:rPr>
@@ -287,25 +269,7 @@
           <w:sz w:val="24"/>
           <w:szCs w:val="24"/>
         </w:rPr>
-        <w:t xml:space="preserve"> unclear and limited. Items to help strengthen study </w:t>
-      </w:r>
-      <w:proofErr w:type="gramStart"/>
-      <w:r>
-        <w:rPr>
-          <w:rFonts w:ascii="Times New Roman" w:hAnsi="Times New Roman" w:cs="Times New Roman"/>
-          <w:sz w:val="24"/>
-          <w:szCs w:val="24"/>
-        </w:rPr>
-        <w:t>include:</w:t>
-      </w:r>
-      <w:proofErr w:type="gramEnd"/>
-      <w:r>
-        <w:rPr>
-          <w:rFonts w:ascii="Times New Roman" w:hAnsi="Times New Roman" w:cs="Times New Roman"/>
-          <w:sz w:val="24"/>
-          <w:szCs w:val="24"/>
-        </w:rPr>
-        <w:t xml:space="preserve"> </w:t>
+        <w:t xml:space="preserve"> unclear and limited. Items to help strengthen study include: </w:t>
       </w:r>
       <w:r>
         <w:rPr>
@@ -353,25 +317,7 @@
           <w:sz w:val="24"/>
           <w:szCs w:val="24"/>
         </w:rPr>
-        <w:t xml:space="preserve"> for the observed yield responses, </w:t>
-      </w:r>
-      <w:proofErr w:type="gramStart"/>
-      <w:r>
-        <w:rPr>
-          <w:rFonts w:ascii="Times New Roman" w:hAnsi="Times New Roman" w:cs="Times New Roman"/>
-          <w:sz w:val="24"/>
-          <w:szCs w:val="24"/>
-        </w:rPr>
-        <w:t>clarify</w:t>
-      </w:r>
-      <w:proofErr w:type="gramEnd"/>
-      <w:r>
-        <w:rPr>
-          <w:rFonts w:ascii="Times New Roman" w:hAnsi="Times New Roman" w:cs="Times New Roman"/>
-          <w:sz w:val="24"/>
-          <w:szCs w:val="24"/>
-        </w:rPr>
-        <w:t xml:space="preserve"> novelty of study compared to similar studies/</w:t>
+        <w:t xml:space="preserve"> for the observed yield responses, clarify novelty of study compared to similar studies/</w:t>
       </w:r>
       <w:r>
         <w:rPr>
@@ -2341,25 +2287,7 @@
           <w:sz w:val="24"/>
           <w:szCs w:val="24"/>
         </w:rPr>
-        <w:t xml:space="preserve">L84 – What does it mean that the Cropland </w:t>
-      </w:r>
-      <w:proofErr w:type="spellStart"/>
-      <w:r>
-        <w:rPr>
-          <w:rFonts w:ascii="Times New Roman" w:hAnsi="Times New Roman" w:cs="Times New Roman"/>
-          <w:sz w:val="24"/>
-          <w:szCs w:val="24"/>
-        </w:rPr>
-        <w:t>Datalayer</w:t>
-      </w:r>
-      <w:proofErr w:type="spellEnd"/>
-      <w:r>
-        <w:rPr>
-          <w:rFonts w:ascii="Times New Roman" w:hAnsi="Times New Roman" w:cs="Times New Roman"/>
-          <w:sz w:val="24"/>
-          <w:szCs w:val="24"/>
-        </w:rPr>
-        <w:t xml:space="preserve"> was used to define the fields? Define what about the fields?</w:t>
+        <w:t>L84 – What does it mean that the Cropland Datalayer was used to define the fields? Define what about the fields?</w:t>
       </w:r>
     </w:p>
     <w:p>
@@ -2417,19 +2345,7 @@
           <w:sz w:val="24"/>
           <w:szCs w:val="24"/>
         </w:rPr>
-        <w:t xml:space="preserve">We used the soybean cropland data layer (NASS, 2025) to identify soybean-cropped pixels and define the spatial extent of the simulation fields, which were resampled to a 2.5 km grid (~0.025°). Each grid cell classified as soybean cropland was treated as one simulation </w:t>
-      </w:r>
-      <w:proofErr w:type="gramStart"/>
-      <w:r>
-        <w:rPr>
-          <w:rFonts w:ascii="Times New Roman" w:hAnsi="Times New Roman" w:cs="Times New Roman"/>
-          <w:i/>
-          <w:iCs/>
-          <w:color w:val="0000FF"/>
-          <w:sz w:val="24"/>
-          <w:szCs w:val="24"/>
-        </w:rPr>
-        <w:t>field.</w:t>
+        <w:t>We used the soybean cropland data layer (NASS, 2025) to identify soybean-cropped pixels and define the spatial extent of the simulation fields, which were resampled to a 2.5 km grid (~0.025°). Each grid cell classified as soybean cropland was treated as one simulation field.</w:t>
       </w:r>
       <w:r>
         <w:rPr>
@@ -2440,7 +2356,6 @@
         </w:rPr>
         <w:t>”</w:t>
       </w:r>
-      <w:proofErr w:type="gramEnd"/>
     </w:p>
     <w:p>
       <w:pPr>
@@ -6491,15 +6406,13 @@
           <w:rFonts w:ascii="Times New Roman" w:hAnsi="Times New Roman" w:cs="Times New Roman"/>
           <w:sz w:val="24"/>
           <w:szCs w:val="24"/>
-          <w:highlight w:val="yellow"/>
-        </w:rPr>
-      </w:pPr>
-      <w:r>
-        <w:rPr>
-          <w:rFonts w:ascii="Times New Roman" w:hAnsi="Times New Roman" w:cs="Times New Roman"/>
-          <w:sz w:val="24"/>
-          <w:szCs w:val="24"/>
-          <w:highlight w:val="yellow"/>
+        </w:rPr>
+      </w:pPr>
+      <w:r>
+        <w:rPr>
+          <w:rFonts w:ascii="Times New Roman" w:hAnsi="Times New Roman" w:cs="Times New Roman"/>
+          <w:sz w:val="24"/>
+          <w:szCs w:val="24"/>
         </w:rPr>
         <w:t>The optimization of phenology parameters is based on days, which may introduce bias. Using development rates would be more appropriate.</w:t>
       </w:r>
@@ -6509,42 +6422,79 @@
         <w:spacing w:after="0" w:line="240" w:lineRule="auto"/>
         <w:rPr>
           <w:rFonts w:ascii="Times New Roman" w:hAnsi="Times New Roman" w:cs="Times New Roman"/>
-          <w:sz w:val="24"/>
-          <w:szCs w:val="24"/>
-          <w:highlight w:val="yellow"/>
-        </w:rPr>
-      </w:pPr>
-      <w:r>
-        <w:rPr>
-          <w:rFonts w:ascii="Times New Roman" w:hAnsi="Times New Roman" w:cs="Times New Roman"/>
-          <w:color w:val="0000FF"/>
-          <w:sz w:val="24"/>
-          <w:szCs w:val="24"/>
-          <w:highlight w:val="yellow"/>
-        </w:rPr>
-        <w:t>Response:</w:t>
-      </w:r>
-    </w:p>
-    <w:p>
-      <w:pPr>
-        <w:spacing w:after="0" w:line="240" w:lineRule="auto"/>
-        <w:rPr>
-          <w:rFonts w:ascii="Times New Roman" w:hAnsi="Times New Roman" w:cs="Times New Roman"/>
-          <w:sz w:val="24"/>
-          <w:szCs w:val="24"/>
-          <w:highlight w:val="yellow"/>
-        </w:rPr>
-      </w:pPr>
-    </w:p>
-    <w:p>
-      <w:pPr>
-        <w:spacing w:after="0" w:line="240" w:lineRule="auto"/>
-        <w:rPr>
-          <w:rFonts w:ascii="Times New Roman" w:hAnsi="Times New Roman" w:cs="Times New Roman"/>
-          <w:color w:val="0000FF"/>
-          <w:sz w:val="24"/>
-          <w:szCs w:val="24"/>
-          <w:highlight w:val="yellow"/>
+          <w:color w:val="0000FF"/>
+          <w:sz w:val="24"/>
+          <w:szCs w:val="24"/>
+        </w:rPr>
+      </w:pPr>
+      <w:r>
+        <w:rPr>
+          <w:rFonts w:ascii="Times New Roman" w:hAnsi="Times New Roman" w:cs="Times New Roman"/>
+          <w:color w:val="0000FF"/>
+          <w:sz w:val="24"/>
+          <w:szCs w:val="24"/>
+        </w:rPr>
+        <w:t xml:space="preserve">Response: Thank you for the suggestion. As shown in Figure S1, the bias is nearly zero for phenology. Thus, we believe our optimization method is consistent and does not introduce bias. Moreover, we have followed a similar approach to other studies that successfully calibrated the APSIM model, such as </w:t>
+      </w:r>
+      <w:hyperlink r:id="rId10" w:history="1">
+        <w:r>
+          <w:rPr>
+            <w:rStyle w:val="Hyperlink"/>
+            <w:rFonts w:ascii="Times New Roman" w:hAnsi="Times New Roman" w:cs="Times New Roman"/>
+            <w:sz w:val="24"/>
+            <w:szCs w:val="24"/>
+          </w:rPr>
+          <w:t>Pinto et al. (2026)</w:t>
+        </w:r>
+      </w:hyperlink>
+      <w:r>
+        <w:rPr>
+          <w:rFonts w:ascii="Times New Roman" w:hAnsi="Times New Roman" w:cs="Times New Roman"/>
+          <w:color w:val="0000FF"/>
+          <w:sz w:val="24"/>
+          <w:szCs w:val="24"/>
+        </w:rPr>
+        <w:t xml:space="preserve"> and </w:t>
+      </w:r>
+      <w:hyperlink r:id="rId11" w:history="1">
+        <w:r>
+          <w:rPr>
+            <w:rStyle w:val="Hyperlink"/>
+            <w:rFonts w:ascii="Times New Roman" w:hAnsi="Times New Roman" w:cs="Times New Roman"/>
+            <w:sz w:val="24"/>
+            <w:szCs w:val="24"/>
+          </w:rPr>
+          <w:t>Archontoulis et al. (2014)</w:t>
+        </w:r>
+      </w:hyperlink>
+      <w:r>
+        <w:rPr>
+          <w:rFonts w:ascii="Times New Roman" w:hAnsi="Times New Roman" w:cs="Times New Roman"/>
+          <w:color w:val="0000FF"/>
+          <w:sz w:val="24"/>
+          <w:szCs w:val="24"/>
+        </w:rPr>
+        <w:t>.</w:t>
+      </w:r>
+    </w:p>
+    <w:p>
+      <w:pPr>
+        <w:spacing w:after="0" w:line="240" w:lineRule="auto"/>
+        <w:rPr>
+          <w:rFonts w:ascii="Times New Roman" w:hAnsi="Times New Roman" w:cs="Times New Roman"/>
+          <w:sz w:val="24"/>
+          <w:szCs w:val="24"/>
+        </w:rPr>
+      </w:pPr>
+    </w:p>
+    <w:p>
+      <w:pPr>
+        <w:spacing w:after="0" w:line="240" w:lineRule="auto"/>
+        <w:rPr>
+          <w:rFonts w:ascii="Times New Roman" w:hAnsi="Times New Roman" w:cs="Times New Roman"/>
+          <w:color w:val="0000FF"/>
+          <w:sz w:val="24"/>
+          <w:szCs w:val="24"/>
         </w:rPr>
       </w:pPr>
       <w:r>
@@ -6554,7 +6504,6 @@
           <w:bCs/>
           <w:sz w:val="24"/>
           <w:szCs w:val="24"/>
-          <w:highlight w:val="yellow"/>
           <w:u w:val="single"/>
         </w:rPr>
         <w:t>Comment #</w:t>
@@ -6566,7 +6515,6 @@
           <w:bCs/>
           <w:sz w:val="24"/>
           <w:szCs w:val="24"/>
-          <w:highlight w:val="yellow"/>
           <w:u w:val="single"/>
         </w:rPr>
         <w:t>22</w:t>
@@ -6579,15 +6527,13 @@
           <w:rFonts w:ascii="Times New Roman" w:hAnsi="Times New Roman" w:cs="Times New Roman"/>
           <w:sz w:val="24"/>
           <w:szCs w:val="24"/>
-          <w:highlight w:val="yellow"/>
-        </w:rPr>
-      </w:pPr>
-      <w:r>
-        <w:rPr>
-          <w:rFonts w:ascii="Times New Roman" w:hAnsi="Times New Roman" w:cs="Times New Roman"/>
-          <w:sz w:val="24"/>
-          <w:szCs w:val="24"/>
-          <w:highlight w:val="yellow"/>
+        </w:rPr>
+      </w:pPr>
+      <w:r>
+        <w:rPr>
+          <w:rFonts w:ascii="Times New Roman" w:hAnsi="Times New Roman" w:cs="Times New Roman"/>
+          <w:sz w:val="24"/>
+          <w:szCs w:val="24"/>
         </w:rPr>
         <w:t>Figure S1: Consider plotting days a</w:t>
       </w:r>
@@ -6596,7 +6542,6 @@
           <w:rFonts w:ascii="Times New Roman" w:eastAsia="Calibri" w:hAnsi="Times New Roman" w:cs="Times New Roman"/>
           <w:sz w:val="24"/>
           <w:szCs w:val="24"/>
-          <w:highlight w:val="yellow"/>
         </w:rPr>
         <w:t>ft</w:t>
       </w:r>
@@ -6605,7 +6550,6 @@
           <w:rFonts w:ascii="Times New Roman" w:hAnsi="Times New Roman" w:cs="Times New Roman"/>
           <w:sz w:val="24"/>
           <w:szCs w:val="24"/>
-          <w:highlight w:val="yellow"/>
         </w:rPr>
         <w:t>er sowing instead of day of year (DOY) to be</w:t>
       </w:r>
@@ -6614,7 +6558,6 @@
           <w:rFonts w:ascii="Times New Roman" w:eastAsia="Calibri" w:hAnsi="Times New Roman" w:cs="Times New Roman"/>
           <w:sz w:val="24"/>
           <w:szCs w:val="24"/>
-          <w:highlight w:val="yellow"/>
         </w:rPr>
         <w:t>tt</w:t>
       </w:r>
@@ -6623,7 +6566,6 @@
           <w:rFonts w:ascii="Times New Roman" w:hAnsi="Times New Roman" w:cs="Times New Roman"/>
           <w:sz w:val="24"/>
           <w:szCs w:val="24"/>
-          <w:highlight w:val="yellow"/>
         </w:rPr>
         <w:t>er evaluate model accuracy across environments, especially for earlier plan</w:t>
       </w:r>
@@ -6632,7 +6574,6 @@
           <w:rFonts w:ascii="Times New Roman" w:eastAsia="Calibri" w:hAnsi="Times New Roman" w:cs="Times New Roman"/>
           <w:sz w:val="24"/>
           <w:szCs w:val="24"/>
-          <w:highlight w:val="yellow"/>
         </w:rPr>
         <w:t>ti</w:t>
       </w:r>
@@ -6641,7 +6582,6 @@
           <w:rFonts w:ascii="Times New Roman" w:hAnsi="Times New Roman" w:cs="Times New Roman"/>
           <w:sz w:val="24"/>
           <w:szCs w:val="24"/>
-          <w:highlight w:val="yellow"/>
         </w:rPr>
         <w:t>ng dates. It is unclear whether the model performance under early plan</w:t>
       </w:r>
@@ -6650,7 +6590,6 @@
           <w:rFonts w:ascii="Times New Roman" w:eastAsia="Calibri" w:hAnsi="Times New Roman" w:cs="Times New Roman"/>
           <w:sz w:val="24"/>
           <w:szCs w:val="24"/>
-          <w:highlight w:val="yellow"/>
         </w:rPr>
         <w:t>ti</w:t>
       </w:r>
@@ -6659,7 +6598,6 @@
           <w:rFonts w:ascii="Times New Roman" w:hAnsi="Times New Roman" w:cs="Times New Roman"/>
           <w:sz w:val="24"/>
           <w:szCs w:val="24"/>
-          <w:highlight w:val="yellow"/>
         </w:rPr>
         <w:t>ng was validated or simply assumed.</w:t>
       </w:r>
@@ -6668,7 +6606,6 @@
           <w:rFonts w:ascii="Times New Roman" w:hAnsi="Times New Roman" w:cs="Times New Roman"/>
           <w:sz w:val="24"/>
           <w:szCs w:val="24"/>
-          <w:highlight w:val="yellow"/>
         </w:rPr>
         <w:t xml:space="preserve"> Addi</w:t>
       </w:r>
@@ -6677,7 +6614,6 @@
           <w:rFonts w:ascii="Times New Roman" w:eastAsia="Calibri" w:hAnsi="Times New Roman" w:cs="Times New Roman"/>
           <w:sz w:val="24"/>
           <w:szCs w:val="24"/>
-          <w:highlight w:val="yellow"/>
         </w:rPr>
         <w:t>ti</w:t>
       </w:r>
@@ -6686,7 +6622,6 @@
           <w:rFonts w:ascii="Times New Roman" w:hAnsi="Times New Roman" w:cs="Times New Roman"/>
           <w:sz w:val="24"/>
           <w:szCs w:val="24"/>
-          <w:highlight w:val="yellow"/>
         </w:rPr>
         <w:t>onally, differen</w:t>
       </w:r>
@@ -6695,7 +6630,6 @@
           <w:rFonts w:ascii="Times New Roman" w:eastAsia="Calibri" w:hAnsi="Times New Roman" w:cs="Times New Roman"/>
           <w:sz w:val="24"/>
           <w:szCs w:val="24"/>
-          <w:highlight w:val="yellow"/>
         </w:rPr>
         <w:t>tia</w:t>
       </w:r>
@@ -6704,7 +6638,6 @@
           <w:rFonts w:ascii="Times New Roman" w:hAnsi="Times New Roman" w:cs="Times New Roman"/>
           <w:sz w:val="24"/>
           <w:szCs w:val="24"/>
-          <w:highlight w:val="yellow"/>
         </w:rPr>
         <w:t>t</w:t>
       </w:r>
@@ -6713,7 +6646,6 @@
           <w:rFonts w:ascii="Times New Roman" w:eastAsia="Calibri" w:hAnsi="Times New Roman" w:cs="Times New Roman"/>
           <w:sz w:val="24"/>
           <w:szCs w:val="24"/>
-          <w:highlight w:val="yellow"/>
         </w:rPr>
         <w:t>in</w:t>
       </w:r>
@@ -6722,7 +6654,6 @@
           <w:rFonts w:ascii="Times New Roman" w:hAnsi="Times New Roman" w:cs="Times New Roman"/>
           <w:sz w:val="24"/>
           <w:szCs w:val="24"/>
-          <w:highlight w:val="yellow"/>
         </w:rPr>
         <w:t>g key stages (R1, R5, R7) with dis</w:t>
       </w:r>
@@ -6731,7 +6662,6 @@
           <w:rFonts w:ascii="Times New Roman" w:eastAsia="Calibri" w:hAnsi="Times New Roman" w:cs="Times New Roman"/>
           <w:sz w:val="24"/>
           <w:szCs w:val="24"/>
-          <w:highlight w:val="yellow"/>
         </w:rPr>
         <w:t>ti</w:t>
       </w:r>
@@ -6740,7 +6670,6 @@
           <w:rFonts w:ascii="Times New Roman" w:hAnsi="Times New Roman" w:cs="Times New Roman"/>
           <w:sz w:val="24"/>
           <w:szCs w:val="24"/>
-          <w:highlight w:val="yellow"/>
         </w:rPr>
         <w:t>nct colors would improve clarity.</w:t>
       </w:r>
@@ -6753,57 +6682,23 @@
           <w:color w:val="0000FF"/>
           <w:sz w:val="24"/>
           <w:szCs w:val="24"/>
-          <w:highlight w:val="yellow"/>
-        </w:rPr>
-      </w:pPr>
-      <w:r>
-        <w:rPr>
-          <w:rFonts w:ascii="Times New Roman" w:hAnsi="Times New Roman" w:cs="Times New Roman"/>
-          <w:color w:val="0000FF"/>
-          <w:sz w:val="24"/>
-          <w:szCs w:val="24"/>
-          <w:highlight w:val="yellow"/>
-        </w:rPr>
-        <w:t xml:space="preserve">Response: Thank you for the suggestion. </w:t>
-      </w:r>
-    </w:p>
-    <w:p>
-      <w:pPr>
-        <w:spacing w:after="0" w:line="240" w:lineRule="auto"/>
-        <w:rPr>
-          <w:rFonts w:ascii="Times New Roman" w:hAnsi="Times New Roman" w:cs="Times New Roman"/>
-          <w:color w:val="0000FF"/>
-          <w:sz w:val="24"/>
-          <w:szCs w:val="24"/>
-        </w:rPr>
-      </w:pPr>
-      <w:r>
-        <w:rPr>
-          <w:rFonts w:ascii="Times New Roman" w:hAnsi="Times New Roman" w:cs="Times New Roman"/>
-          <w:color w:val="0000FF"/>
-          <w:sz w:val="24"/>
-          <w:szCs w:val="24"/>
-          <w:highlight w:val="yellow"/>
-        </w:rPr>
-        <w:t>We have tried this approach, and given the large number of datapoints, the graph becomes very hard to follow when differentiating the stages. In this context</w:t>
-      </w:r>
-      <w:r>
-        <w:rPr>
-          <w:rFonts w:ascii="Times New Roman" w:hAnsi="Times New Roman" w:cs="Times New Roman"/>
-          <w:color w:val="0000FF"/>
-          <w:sz w:val="24"/>
-          <w:szCs w:val="24"/>
-          <w:highlight w:val="yellow"/>
-        </w:rPr>
-        <w:t>,</w:t>
-      </w:r>
-      <w:r>
-        <w:rPr>
-          <w:rFonts w:ascii="Times New Roman" w:hAnsi="Times New Roman" w:cs="Times New Roman"/>
-          <w:color w:val="0000FF"/>
-          <w:sz w:val="24"/>
-          <w:szCs w:val="24"/>
-          <w:highlight w:val="yellow"/>
+        </w:rPr>
+      </w:pPr>
+      <w:r>
+        <w:rPr>
+          <w:rFonts w:ascii="Times New Roman" w:hAnsi="Times New Roman" w:cs="Times New Roman"/>
+          <w:color w:val="0000FF"/>
+          <w:sz w:val="24"/>
+          <w:szCs w:val="24"/>
+        </w:rPr>
+        <w:t>Response: Thank you for the suggestions. We have replaced DOY with days after sowing.</w:t>
+      </w:r>
+      <w:r>
+        <w:rPr>
+          <w:rFonts w:ascii="Times New Roman" w:hAnsi="Times New Roman" w:cs="Times New Roman"/>
+          <w:color w:val="0000FF"/>
+          <w:sz w:val="24"/>
+          <w:szCs w:val="24"/>
         </w:rPr>
         <w:t xml:space="preserve"> </w:t>
       </w:r>
@@ -6813,19 +6708,147 @@
           <w:color w:val="0000FF"/>
           <w:sz w:val="24"/>
           <w:szCs w:val="24"/>
-          <w:highlight w:val="yellow"/>
-        </w:rPr>
-        <w:t>w</w:t>
-      </w:r>
-      <w:r>
-        <w:rPr>
-          <w:rFonts w:ascii="Times New Roman" w:hAnsi="Times New Roman" w:cs="Times New Roman"/>
-          <w:color w:val="0000FF"/>
-          <w:sz w:val="24"/>
-          <w:szCs w:val="24"/>
-          <w:highlight w:val="yellow"/>
-        </w:rPr>
-        <w:t>e kept the graph layout as it was.</w:t>
+        </w:rPr>
+        <w:t>Regarding the suggestion to differentiate stages, we have tried this approach, and given the large number of data points, the graph becomes very hard to follow. In this context, we kept the graph layout as it was.</w:t>
+      </w:r>
+      <w:r>
+        <w:rPr>
+          <w:rFonts w:ascii="Times New Roman" w:hAnsi="Times New Roman" w:cs="Times New Roman"/>
+          <w:color w:val="0000FF"/>
+          <w:sz w:val="24"/>
+          <w:szCs w:val="24"/>
+        </w:rPr>
+        <w:t xml:space="preserve"> The </w:t>
+      </w:r>
+      <w:r>
+        <w:rPr>
+          <w:rFonts w:ascii="Times New Roman" w:hAnsi="Times New Roman" w:cs="Times New Roman"/>
+          <w:color w:val="0000FF"/>
+          <w:sz w:val="24"/>
+          <w:szCs w:val="24"/>
+        </w:rPr>
+        <w:t xml:space="preserve">updated figure </w:t>
+      </w:r>
+      <w:r>
+        <w:rPr>
+          <w:rFonts w:ascii="Times New Roman" w:hAnsi="Times New Roman" w:cs="Times New Roman"/>
+          <w:color w:val="0000FF"/>
+          <w:sz w:val="24"/>
+          <w:szCs w:val="24"/>
+        </w:rPr>
+        <w:t xml:space="preserve">with days of sowing instead of DOY </w:t>
+      </w:r>
+      <w:r>
+        <w:rPr>
+          <w:rFonts w:ascii="Times New Roman" w:hAnsi="Times New Roman" w:cs="Times New Roman"/>
+          <w:color w:val="0000FF"/>
+          <w:sz w:val="24"/>
+          <w:szCs w:val="24"/>
+        </w:rPr>
+        <w:t>is shown below</w:t>
+      </w:r>
+      <w:r>
+        <w:rPr>
+          <w:rFonts w:ascii="Times New Roman" w:hAnsi="Times New Roman" w:cs="Times New Roman"/>
+          <w:color w:val="0000FF"/>
+          <w:sz w:val="24"/>
+          <w:szCs w:val="24"/>
+        </w:rPr>
+        <w:t>:</w:t>
+      </w:r>
+    </w:p>
+    <w:p>
+      <w:pPr>
+        <w:spacing w:after="0" w:line="240" w:lineRule="auto"/>
+        <w:jc w:val="center"/>
+        <w:rPr>
+          <w:rFonts w:ascii="Times New Roman" w:hAnsi="Times New Roman" w:cs="Times New Roman"/>
+          <w:color w:val="0000FF"/>
+          <w:sz w:val="24"/>
+          <w:szCs w:val="24"/>
+        </w:rPr>
+      </w:pPr>
+      <w:r>
+        <w:rPr>
+          <w:rFonts w:ascii="Times New Roman" w:hAnsi="Times New Roman" w:cs="Times New Roman"/>
+          <w:noProof/>
+          <w:color w:val="0000FF"/>
+          <w:sz w:val="24"/>
+          <w:szCs w:val="24"/>
+        </w:rPr>
+        <w:lastRenderedPageBreak/>
+        <w:drawing>
+          <wp:inline distT="0" distB="0" distL="0" distR="0" wp14:anchorId="6AC63544" wp14:editId="50F66697">
+            <wp:extent cx="4022203" cy="4022203"/>
+            <wp:effectExtent l="0" t="0" r="0" b="0"/>
+            <wp:docPr id="1722156547" name="Picture 4"/>
+            <wp:cNvGraphicFramePr>
+              <a:graphicFrameLocks xmlns:a="http://schemas.openxmlformats.org/drawingml/2006/main" noChangeAspect="1"/>
+            </wp:cNvGraphicFramePr>
+            <a:graphic xmlns:a="http://schemas.openxmlformats.org/drawingml/2006/main">
+              <a:graphicData uri="http://schemas.openxmlformats.org/drawingml/2006/picture">
+                <pic:pic xmlns:pic="http://schemas.openxmlformats.org/drawingml/2006/picture">
+                  <pic:nvPicPr>
+                    <pic:cNvPr id="0" name="Picture 13"/>
+                    <pic:cNvPicPr>
+                      <a:picLocks noChangeAspect="1" noChangeArrowheads="1"/>
+                    </pic:cNvPicPr>
+                  </pic:nvPicPr>
+                  <pic:blipFill>
+                    <a:blip r:embed="rId12" cstate="print">
+                      <a:extLst>
+                        <a:ext uri="{28A0092B-C50C-407E-A947-70E740481C1C}">
+                          <a14:useLocalDpi xmlns:a14="http://schemas.microsoft.com/office/drawing/2010/main" val="0"/>
+                        </a:ext>
+                      </a:extLst>
+                    </a:blip>
+                    <a:srcRect/>
+                    <a:stretch>
+                      <a:fillRect/>
+                    </a:stretch>
+                  </pic:blipFill>
+                  <pic:spPr bwMode="auto">
+                    <a:xfrm>
+                      <a:off x="0" y="0"/>
+                      <a:ext cx="4031284" cy="4031284"/>
+                    </a:xfrm>
+                    <a:prstGeom prst="rect">
+                      <a:avLst/>
+                    </a:prstGeom>
+                    <a:noFill/>
+                    <a:ln>
+                      <a:noFill/>
+                    </a:ln>
+                  </pic:spPr>
+                </pic:pic>
+              </a:graphicData>
+            </a:graphic>
+          </wp:inline>
+        </w:drawing>
+      </w:r>
+    </w:p>
+    <w:p>
+      <w:pPr>
+        <w:spacing w:line="240" w:lineRule="auto"/>
+        <w:rPr>
+          <w:rFonts w:ascii="Times New Roman" w:hAnsi="Times New Roman" w:cs="Times New Roman"/>
+          <w:i/>
+          <w:iCs/>
+          <w:color w:val="0000FF"/>
+          <w:sz w:val="24"/>
+          <w:szCs w:val="24"/>
+        </w:rPr>
+      </w:pPr>
+      <w:r>
+        <w:rPr>
+          <w:rFonts w:ascii="Times New Roman" w:hAnsi="Times New Roman" w:cs="Times New Roman"/>
+          <w:i/>
+          <w:iCs/>
+          <w:color w:val="0000FF"/>
+          <w:sz w:val="24"/>
+          <w:szCs w:val="24"/>
+        </w:rPr>
+        <w:t>Figure S1. Locations of multi-environment trials used to collect phenology and yield data for soybean maturity groups 4 to 5 (A). Relationship between APSIM-simulated and observed days after sowing for key phenological stages: emergence, beginning of flowering, beginning of pod development, beginning of seed filling, and physiological maturity (B). Relationship between APSIM-simulated and observed soybean yield at 13% grain moisture (C).</w:t>
       </w:r>
     </w:p>
     <w:p>
@@ -6958,15 +6981,44 @@
           </w:placeholder>
         </w:sdtPr>
         <w:sdtContent>
-          <w:r>
-            <w:rPr>
-              <w:rFonts w:ascii="Times New Roman" w:hAnsi="Times New Roman" w:cs="Times New Roman"/>
-              <w:color w:val="0000FF"/>
-              <w:sz w:val="24"/>
-              <w:szCs w:val="24"/>
-            </w:rPr>
-            <w:t>Salmerón et al., 2016)</w:t>
-          </w:r>
+          <w:hyperlink r:id="rId13" w:history="1">
+            <w:r>
+              <w:rPr>
+                <w:rStyle w:val="Hyperlink"/>
+                <w:rFonts w:ascii="Times New Roman" w:hAnsi="Times New Roman" w:cs="Times New Roman"/>
+                <w:sz w:val="24"/>
+                <w:szCs w:val="24"/>
+              </w:rPr>
+              <w:t>Salm</w:t>
+            </w:r>
+            <w:r>
+              <w:rPr>
+                <w:rStyle w:val="Hyperlink"/>
+                <w:rFonts w:ascii="Times New Roman" w:hAnsi="Times New Roman" w:cs="Times New Roman"/>
+                <w:sz w:val="24"/>
+                <w:szCs w:val="24"/>
+              </w:rPr>
+              <w:t>e</w:t>
+            </w:r>
+            <w:r>
+              <w:rPr>
+                <w:rStyle w:val="Hyperlink"/>
+                <w:rFonts w:ascii="Times New Roman" w:hAnsi="Times New Roman" w:cs="Times New Roman"/>
+                <w:sz w:val="24"/>
+                <w:szCs w:val="24"/>
+              </w:rPr>
+              <w:t>r</w:t>
+            </w:r>
+            <w:r>
+              <w:rPr>
+                <w:rStyle w:val="Hyperlink"/>
+                <w:rFonts w:ascii="Times New Roman" w:hAnsi="Times New Roman" w:cs="Times New Roman"/>
+                <w:sz w:val="24"/>
+                <w:szCs w:val="24"/>
+              </w:rPr>
+              <w:t>ón et al., 2016)</w:t>
+            </w:r>
+          </w:hyperlink>
         </w:sdtContent>
       </w:sdt>
       <w:r>
@@ -6985,7 +7037,16 @@
           <w:sz w:val="24"/>
           <w:szCs w:val="24"/>
         </w:rPr>
-        <w:t>Whitin</w:t>
+        <w:t>w</w:t>
+      </w:r>
+      <w:r>
+        <w:rPr>
+          <w:rFonts w:ascii="Times New Roman" w:hAnsi="Times New Roman" w:cs="Times New Roman"/>
+          <w:color w:val="0000FF"/>
+          <w:sz w:val="24"/>
+          <w:szCs w:val="24"/>
+        </w:rPr>
+        <w:t>hitin</w:t>
       </w:r>
       <w:r>
         <w:rPr>
@@ -7025,12 +7086,25 @@
           <w:sz w:val="24"/>
           <w:szCs w:val="24"/>
         </w:rPr>
-        <w:t xml:space="preserve">“The calibration results confirmed that the model is robust across a wide range of environmental conditions (Figures S1 and S2 and Table S1), with root mean square errors within similar ranges to those reported in other studies for soybean phenology and yield </w:t>
+        <w:t>“</w:t>
+      </w:r>
+      <w:r>
+        <w:rPr>
+          <w:rFonts w:ascii="Times New Roman" w:hAnsi="Times New Roman" w:cs="Times New Roman"/>
+          <w:i/>
+          <w:iCs/>
+          <w:color w:val="0000FF"/>
+          <w:sz w:val="24"/>
+          <w:szCs w:val="24"/>
+        </w:rPr>
+        <w:t xml:space="preserve">The calibration results confirmed that the model is robust across a wide range of environmental conditions (Figures S1 and S2 and Table S1), with root mean square errors within similar ranges to those reported in other studies for soybean phenology and yield </w:t>
       </w:r>
       <w:sdt>
         <w:sdtPr>
           <w:rPr>
             <w:rFonts w:ascii="Times New Roman" w:hAnsi="Times New Roman" w:cs="Times New Roman"/>
+            <w:i/>
+            <w:iCs/>
             <w:color w:val="0000FF"/>
             <w:sz w:val="24"/>
             <w:szCs w:val="24"/>
@@ -7045,6 +7119,8 @@
           <w:r>
             <w:rPr>
               <w:rFonts w:ascii="Times New Roman" w:hAnsi="Times New Roman" w:cs="Times New Roman"/>
+              <w:i/>
+              <w:iCs/>
               <w:color w:val="0000FF"/>
               <w:sz w:val="24"/>
               <w:szCs w:val="24"/>
@@ -7116,16 +7192,6 @@
           <w:szCs w:val="24"/>
         </w:rPr>
       </w:pPr>
-    </w:p>
-    <w:p>
-      <w:pPr>
-        <w:spacing w:after="0" w:line="240" w:lineRule="auto"/>
-        <w:rPr>
-          <w:rFonts w:ascii="Times New Roman" w:hAnsi="Times New Roman" w:cs="Times New Roman"/>
-          <w:sz w:val="24"/>
-          <w:szCs w:val="24"/>
-        </w:rPr>
-      </w:pPr>
       <w:r>
         <w:rPr>
           <w:rFonts w:ascii="Times New Roman" w:hAnsi="Times New Roman" w:cs="Times New Roman"/>
@@ -7187,6 +7253,8 @@
         <w:spacing w:after="0" w:line="240" w:lineRule="auto"/>
         <w:rPr>
           <w:rFonts w:ascii="Times New Roman" w:hAnsi="Times New Roman" w:cs="Times New Roman"/>
+          <w:i/>
+          <w:iCs/>
           <w:sz w:val="24"/>
           <w:szCs w:val="24"/>
         </w:rPr>
@@ -7199,7 +7267,18 @@
           <w:szCs w:val="24"/>
         </w:rPr>
         <w:lastRenderedPageBreak/>
-        <w:t>“We conducted a comprehensive simulation study across 4,651 fields and 40 weather-years using a well-tested version of the APSIM (Agricultural Production Systems Simulator) framework. We considered soybean production systems in the Arkansas Delta region as a case study, an environment particularly vulnerable to warming (Sharma et al., 2023), with hot summers and frequent late-season drought events, which accounts for over 1.5 million hectares of soybean-planted area (NASS, 2025).”</w:t>
+        <w:t>“</w:t>
+      </w:r>
+      <w:r>
+        <w:rPr>
+          <w:rFonts w:ascii="Times New Roman" w:hAnsi="Times New Roman" w:cs="Times New Roman"/>
+          <w:i/>
+          <w:iCs/>
+          <w:color w:val="0000FF"/>
+          <w:sz w:val="24"/>
+          <w:szCs w:val="24"/>
+        </w:rPr>
+        <w:t>We conducted a comprehensive simulation study across 4,651 fields and 40 weather-years using a well-tested version of the APSIM (Agricultural Production Systems Simulator) framework. We considered soybean production systems in the Arkansas Delta region as a case study, an environment particularly vulnerable to warming (Sharma et al., 2023), with hot summers and frequent late-season drought events, which accounts for over 1.5 million hectares of soybean-planted area (NASS, 2025).”</w:t>
       </w:r>
     </w:p>
     <w:p>
@@ -7306,7 +7385,7 @@
           <w:sz w:val="24"/>
           <w:szCs w:val="24"/>
         </w:rPr>
-        <w:t xml:space="preserve">Response: Thank you, and addressed. We have added </w:t>
+        <w:t xml:space="preserve">Response: Thank you and addressed. We have added </w:t>
       </w:r>
       <w:r>
         <w:rPr>
@@ -7369,11 +7448,33 @@
       <w:r>
         <w:rPr>
           <w:rFonts w:ascii="Times New Roman" w:hAnsi="Times New Roman" w:cs="Times New Roman"/>
-          <w:color w:val="0000FF"/>
-          <w:sz w:val="24"/>
-          <w:szCs w:val="24"/>
-        </w:rPr>
-        <w:t>Figure 1. Overall relative effects of rising temperatures and adaptive genotypic and agronomic management strategies on soybean seed yield across 4,651 soybean fields and 40 weather years in the US Mid-South (A), and their geographical distribution (B). Values per pixel in panel B are averages across 40 weather years. LM &amp; ES represent the combined effect of a late-maturing variety and early sowing. All adaptive scenarios were simulated under +2°C”.</w:t>
+          <w:i/>
+          <w:iCs/>
+          <w:color w:val="0000FF"/>
+          <w:sz w:val="24"/>
+          <w:szCs w:val="24"/>
+        </w:rPr>
+        <w:t>Figure 1. Overall relative effects of rising temperatures and adaptive genotypic and agronomic management strategies on soybean seed yield across 4,651 soybean fields and 40 weather years in the US Mid-South (A), and their geographical distribution (B). Values per pixel in panel B are averages across 40 weather years. LM &amp; ES represent the combined effect of a late-maturing variety and early sowing. All adaptive scenarios were simulated under +2°C</w:t>
+      </w:r>
+      <w:r>
+        <w:rPr>
+          <w:rFonts w:ascii="Times New Roman" w:hAnsi="Times New Roman" w:cs="Times New Roman"/>
+          <w:i/>
+          <w:iCs/>
+          <w:color w:val="0000FF"/>
+          <w:sz w:val="24"/>
+          <w:szCs w:val="24"/>
+        </w:rPr>
+        <w:t>.</w:t>
+      </w:r>
+      <w:r>
+        <w:rPr>
+          <w:rFonts w:ascii="Times New Roman" w:hAnsi="Times New Roman" w:cs="Times New Roman"/>
+          <w:color w:val="0000FF"/>
+          <w:sz w:val="24"/>
+          <w:szCs w:val="24"/>
+        </w:rPr>
+        <w:t>”</w:t>
       </w:r>
     </w:p>
     <w:p>
@@ -7453,7 +7554,7 @@
           <w:sz w:val="24"/>
           <w:szCs w:val="24"/>
         </w:rPr>
-        <w:t>Response: Thank you for the suggestion. We believe the second reference list you are referring to is probably from the supplementary material document. No action was taken on this comment.</w:t>
+        <w:t>Response: Thank you for the suggestion. We believe the second reference list you are referring to is probably from the supplementary material document.</w:t>
       </w:r>
     </w:p>
     <w:p>
@@ -7491,7 +7592,7 @@
       </w:pPr>
     </w:p>
     <w:sectPr>
-      <w:footerReference w:type="default" r:id="rId10"/>
+      <w:footerReference w:type="default" r:id="rId14"/>
       <w:pgSz w:w="12240" w:h="15840"/>
       <w:pgMar w:top="1440" w:right="1440" w:bottom="1440" w:left="1440" w:header="720" w:footer="720" w:gutter="0"/>
       <w:cols w:space="720"/>
@@ -8706,6 +8807,18 @@
       <w14:ligatures w14:val="none"/>
     </w:rPr>
   </w:style>
+  <w:style w:type="character" w:styleId="FollowedHyperlink">
+    <w:name w:val="FollowedHyperlink"/>
+    <w:basedOn w:val="DefaultParagraphFont"/>
+    <w:uiPriority w:val="99"/>
+    <w:semiHidden/>
+    <w:unhideWhenUsed/>
+    <w:rsid w:val="003D7B0E"/>
+    <w:rPr>
+      <w:color w:val="954F72" w:themeColor="followedHyperlink"/>
+      <w:u w:val="single"/>
+    </w:rPr>
+  </w:style>
 </w:styles>
 </file>
 
@@ -8979,9 +9092,9 @@
     <w:rsid w:val="0078540B"/>
     <w:rsid w:val="007F690A"/>
     <w:rsid w:val="00880F22"/>
+    <w:rsid w:val="008C3F66"/>
     <w:rsid w:val="00955147"/>
     <w:rsid w:val="00A607D1"/>
-    <w:rsid w:val="00AF1110"/>
     <w:rsid w:val="00B05B33"/>
     <w:rsid w:val="00B127CF"/>
     <w:rsid w:val="00B40DE0"/>
